--- a/PPNJ/docs/13.whatif_analysis.docx
+++ b/PPNJ/docs/13.whatif_analysis.docx
@@ -84,10 +84,7 @@
         <w:t>Scenario objective</w:t>
       </w:r>
       <w:r>
-        <w:t xml:space="preserve">: </w:t>
-      </w:r>
-      <w:r>
-        <w:t>Estimate the impact on revenue if refund amounts are reduced by 20%.</w:t>
+        <w:t>: Estimate the impact on revenue if refund amounts are reduced by 20%.</w:t>
       </w:r>
     </w:p>
     <w:p>
@@ -115,10 +112,7 @@
         <w:pStyle w:val="ListParagraph"/>
       </w:pPr>
       <w:r>
-        <w:t xml:space="preserve">- </w:t>
-      </w:r>
-      <w:r>
-        <w:t>Merged refund data with bookings and travel package prices.</w:t>
+        <w:t>- Merged refund data with bookings and travel package prices.</w:t>
       </w:r>
     </w:p>
     <w:p>
@@ -126,10 +120,7 @@
         <w:pStyle w:val="ListParagraph"/>
       </w:pPr>
       <w:r>
-        <w:t xml:space="preserve">- </w:t>
-      </w:r>
-      <w:r>
-        <w:t>Simulated a 20% reduction in refund amount.</w:t>
+        <w:t>- Simulated a 20% reduction in refund amount.</w:t>
       </w:r>
     </w:p>
     <w:p>
@@ -137,10 +128,7 @@
         <w:pStyle w:val="ListParagraph"/>
       </w:pPr>
       <w:r>
-        <w:t xml:space="preserve">- </w:t>
-      </w:r>
-      <w:r>
-        <w:t>Compared original refund loss vs. retained revenue.</w:t>
+        <w:t>- Compared original refund loss vs. retained revenue.</w:t>
       </w:r>
     </w:p>
     <w:p>
@@ -1277,23 +1265,7 @@
           <w:szCs w:val="32"/>
         </w:rPr>
         <w:lastRenderedPageBreak/>
-        <w:t xml:space="preserve">Scenario </w:t>
-      </w:r>
-      <w:r>
-        <w:rPr>
-          <w:rFonts w:asciiTheme="majorHAnsi" w:eastAsiaTheme="majorEastAsia" w:hAnsiTheme="majorHAnsi" w:cstheme="majorBidi"/>
-          <w:sz w:val="32"/>
-          <w:szCs w:val="32"/>
-        </w:rPr>
-        <w:t>2</w:t>
-      </w:r>
-      <w:r>
-        <w:rPr>
-          <w:rFonts w:asciiTheme="majorHAnsi" w:eastAsiaTheme="majorEastAsia" w:hAnsiTheme="majorHAnsi" w:cstheme="majorBidi"/>
-          <w:sz w:val="32"/>
-          <w:szCs w:val="32"/>
-        </w:rPr>
-        <w:t>: 10% of Solo Travelers Upgrade to Family Packages</w:t>
+        <w:t>Scenario 2: 10% of Solo Travelers Upgrade to Family Packages</w:t>
       </w:r>
     </w:p>
     <w:p>
@@ -1312,13 +1284,7 @@
         <w:t>Scenario objective:</w:t>
       </w:r>
       <w:r>
-        <w:t xml:space="preserve"> Simulate a marketing push to encourage solo </w:t>
-      </w:r>
-      <w:r>
-        <w:t>travellers</w:t>
-      </w:r>
-      <w:r>
-        <w:t xml:space="preserve"> to upgrade to family packages.</w:t>
+        <w:t xml:space="preserve"> Simulate a marketing push to encourage solo travellers to upgrade to family packages.</w:t>
       </w:r>
     </w:p>
     <w:p>
@@ -2590,10 +2556,7 @@
         <w:spacing w:after="0" w:line="240" w:lineRule="auto"/>
       </w:pPr>
       <w:r>
-        <w:t xml:space="preserve">Average </w:t>
-      </w:r>
-      <w:r>
-        <w:t>Solo Booking Value: RM1,941.68</w:t>
+        <w:t>Average Solo Booking Value: RM1,941.68</w:t>
       </w:r>
     </w:p>
     <w:p>
@@ -2606,10 +2569,7 @@
         <w:spacing w:after="0" w:line="240" w:lineRule="auto"/>
       </w:pPr>
       <w:r>
-        <w:t>Average</w:t>
-      </w:r>
-      <w:r>
-        <w:t xml:space="preserve"> Family Booking Value: RM6,181.84</w:t>
+        <w:t>Average Family Booking Value: RM6,181.84</w:t>
       </w:r>
     </w:p>
     <w:p>
@@ -2686,23 +2646,7 @@
           <w:szCs w:val="32"/>
         </w:rPr>
         <w:lastRenderedPageBreak/>
-        <w:t xml:space="preserve">Scenario </w:t>
-      </w:r>
-      <w:r>
-        <w:rPr>
-          <w:rFonts w:asciiTheme="majorHAnsi" w:eastAsiaTheme="majorEastAsia" w:hAnsiTheme="majorHAnsi" w:cstheme="majorBidi"/>
-          <w:sz w:val="32"/>
-          <w:szCs w:val="32"/>
-        </w:rPr>
-        <w:t>3</w:t>
-      </w:r>
-      <w:r>
-        <w:rPr>
-          <w:rFonts w:asciiTheme="majorHAnsi" w:eastAsiaTheme="majorEastAsia" w:hAnsiTheme="majorHAnsi" w:cstheme="majorBidi"/>
-          <w:sz w:val="32"/>
-          <w:szCs w:val="32"/>
-        </w:rPr>
-        <w:t xml:space="preserve">: </w:t>
+        <w:t xml:space="preserve">Scenario 3: </w:t>
       </w:r>
       <w:r>
         <w:rPr>
@@ -4550,10 +4494,7 @@
         <w:spacing w:after="0" w:line="240" w:lineRule="auto"/>
       </w:pPr>
       <w:r>
-        <w:t>June–August Baseline Revenue: RM2,836,784.00</w:t>
-      </w:r>
-      <w:r>
-        <w:t xml:space="preserve"> </w:t>
+        <w:t xml:space="preserve">June–August Baseline Revenue: RM2,836,784.00 </w:t>
       </w:r>
     </w:p>
     <w:p>
@@ -4608,10 +4549,7 @@
     </w:p>
     <w:p>
       <w:r>
-        <w:t>Amplifying marketing during high-demand months can yield significant gains. This supports reallocating budget toward seasonal performance optimization.</w:t>
-      </w:r>
-      <w:r>
-        <w:t xml:space="preserve"> </w:t>
+        <w:t xml:space="preserve">Amplifying marketing during high-demand months can yield significant gains. This supports reallocating budget toward seasonal performance optimization. </w:t>
       </w:r>
     </w:p>
     <w:p/>
@@ -4650,6 +4588,8 @@
             <w:pPr>
               <w:pStyle w:val="Heading2"/>
               <w:rPr>
+                <w:b/>
+                <w:bCs/>
                 <w:color w:val="auto"/>
                 <w:sz w:val="18"/>
                 <w:szCs w:val="18"/>
@@ -4657,6 +4597,8 @@
             </w:pPr>
             <w:r>
               <w:rPr>
+                <w:b/>
+                <w:bCs/>
                 <w:color w:val="auto"/>
                 <w:sz w:val="18"/>
                 <w:szCs w:val="18"/>
@@ -4673,6 +4615,8 @@
             <w:pPr>
               <w:pStyle w:val="Heading2"/>
               <w:rPr>
+                <w:b/>
+                <w:bCs/>
                 <w:color w:val="auto"/>
                 <w:sz w:val="18"/>
                 <w:szCs w:val="18"/>
@@ -4680,6 +4624,8 @@
             </w:pPr>
             <w:r>
               <w:rPr>
+                <w:b/>
+                <w:bCs/>
                 <w:color w:val="auto"/>
                 <w:sz w:val="18"/>
                 <w:szCs w:val="18"/>
@@ -4696,6 +4642,8 @@
             <w:pPr>
               <w:pStyle w:val="Heading2"/>
               <w:rPr>
+                <w:b/>
+                <w:bCs/>
                 <w:color w:val="auto"/>
                 <w:sz w:val="18"/>
                 <w:szCs w:val="18"/>
@@ -4703,6 +4651,8 @@
             </w:pPr>
             <w:r>
               <w:rPr>
+                <w:b/>
+                <w:bCs/>
                 <w:color w:val="auto"/>
                 <w:sz w:val="18"/>
                 <w:szCs w:val="18"/>
@@ -4943,14 +4893,7 @@
           <w:color w:val="auto"/>
         </w:rPr>
       </w:pPr>
-      <w:r>
-        <w:rPr>
-          <w:color w:val="auto"/>
-        </w:rPr>
-        <w:br w:type="page"/>
-      </w:r>
     </w:p>
-    <w:p/>
     <w:sectPr>
       <w:pgSz w:w="11906" w:h="16838"/>
       <w:pgMar w:top="720" w:right="720" w:bottom="720" w:left="720" w:header="708" w:footer="708" w:gutter="0"/>
@@ -7177,6 +7120,7 @@
   <w:style w:type="character" w:default="1" w:styleId="DefaultParagraphFont">
     <w:name w:val="Default Paragraph Font"/>
     <w:uiPriority w:val="1"/>
+    <w:semiHidden/>
     <w:unhideWhenUsed/>
   </w:style>
   <w:style w:type="table" w:default="1" w:styleId="TableNormal">
